--- a/docs/Отчёт_IRON_RIFF.docx
+++ b/docs/Отчёт_IRON_RIFF.docx
@@ -6536,21 +6536,20 @@
     </w:p>
     <w:p>
       <w:pPr>
+        <w:pStyle w:val="Heading2"/>
+      </w:pPr>
+      <w:r>
+        <w:t xml:space="preserve">8.1. CI/CD</w:t>
+      </w:r>
+    </w:p>
+    <w:p>
+      <w:pPr>
         <w:spacing w:after="0" w:line="360"/>
         <w:ind w:firstLine="709"/>
         <w:jc w:val="both"/>
       </w:pPr>
       <w:r>
-        <w:t xml:space="preserve">Для локального запуска без Kubernetes есть infra/docker-compose.yml: команда docker compose up --build поднимает PostgreSQL, Redis, Sentinel, backend и frontend на http://localhost:8080.</w:t>
-      </w:r>
-    </w:p>
-    <w:p>
-      <w:pPr>
-        <w:pStyle w:val="Heading1"/>
-        <w:pageBreakBefore/>
-      </w:pPr>
-      <w:r>
-        <w:t xml:space="preserve">Заключение</w:t>
+        <w:t xml:space="preserve">Для автоматической выкатки настроен GitHub Actions (файл .github/workflows/ci-cd.yml). На каждый push и pull request запускаются тесты pytest. При push в ветку main после тестов собираются Docker-образы backend и frontend с тегом коммита, по SSH загружаются на сервер и импортируются в MicroK8s, манифесты применяются через kubectl apply, затем workflow ждёт завершения rollout, удаляет старые образы (на сервере мало места) и проверяет /api/health. Адрес сервера и SSH-ключ хранятся в секретах репозитория SERVER_HOST и SSH_KEY.</w:t>
       </w:r>
     </w:p>
     <w:p>
@@ -6560,7 +6559,16 @@
         <w:jc w:val="both"/>
       </w:pPr>
       <w:r>
-        <w:t xml:space="preserve">В ходе работы создан полноценный интернет-магазин на Python. Выполнены все обязательные требования: ООП (6 классов и иерархия исключений), словари (справочники, корзина, статистика), обработка ошибок (собственные исключения, try/except, валидация, транзакции) и визуализация (стилизованный веб-интерфейс и график matplotlib).</w:t>
+        <w:t xml:space="preserve">Для локального запуска без Kubernetes есть infra/docker-compose.yml: команда docker compose up --build поднимает PostgreSQL, Redis, Sentinel, backend и frontend на http://localhost:8080.</w:t>
+      </w:r>
+    </w:p>
+    <w:p>
+      <w:pPr>
+        <w:pStyle w:val="Heading1"/>
+        <w:pageBreakBefore/>
+      </w:pPr>
+      <w:r>
+        <w:t xml:space="preserve">Заключение</w:t>
       </w:r>
     </w:p>
     <w:p>
@@ -6570,7 +6578,17 @@
         <w:jc w:val="both"/>
       </w:pPr>
       <w:r>
-        <w:t xml:space="preserve">Сверх минимума реализованы хранение данных в PostgreSQL под управлением оператора Crunchy, кэширование в Redis с Sentinel, контейнеризация в Docker, развёртывание в Kubernetes (MicroK8s) и модульные тесты pytest.</w:t>
+        <w:t xml:space="preserve">В ходе работы создан полноценный интернет-магазин на Python. Выполнены все обязательные требования: ООП (6 классов и иерархия исключений), словари (справочники, корзина, статистика), обработка ошибок (собственные исключения, try/except, валидация, транзакции) и визуализация (стилизованный веб-интерфейс и график matplotlib).</w:t>
+      </w:r>
+    </w:p>
+    <w:p>
+      <w:pPr>
+        <w:spacing w:after="0" w:line="360"/>
+        <w:ind w:firstLine="709"/>
+        <w:jc w:val="both"/>
+      </w:pPr>
+      <w:r>
+        <w:t xml:space="preserve">Сверх минимума реализованы хранение данных в PostgreSQL под управлением оператора Crunchy, кэширование в Redis с Sentinel, контейнеризация в Docker, CI/CD на GitHub Actions, развёртывание в Kubernetes (MicroK8s) и модульные тесты pytest.</w:t>
       </w:r>
     </w:p>
     <w:p>

--- a/docs/Отчёт_IRON_RIFF.docx
+++ b/docs/Отчёт_IRON_RIFF.docx
@@ -15,7 +15,7 @@
         <w:jc w:val="center"/>
       </w:pPr>
       <w:r>
-        <w:t xml:space="preserve">[Название университета]</w:t>
+        <w:t xml:space="preserve">Российский экономический университет имени Г.В. Плеханова</w:t>
       </w:r>
     </w:p>
     <w:p>
@@ -80,7 +80,7 @@
         <w:jc w:val="right"/>
       </w:pPr>
       <w:r>
-        <w:t xml:space="preserve">Выполнил: студент группы [группа]</w:t>
+        <w:t xml:space="preserve">Выполнил: студент группы ИСТ04</w:t>
       </w:r>
     </w:p>
     <w:p>
@@ -88,7 +88,7 @@
         <w:jc w:val="right"/>
       </w:pPr>
       <w:r>
-        <w:t xml:space="preserve">[ФИО студента]</w:t>
+        <w:t xml:space="preserve">Карпов Лев Русланович</w:t>
       </w:r>
     </w:p>
     <w:p>
@@ -6549,7 +6549,80 @@
         <w:jc w:val="both"/>
       </w:pPr>
       <w:r>
-        <w:t xml:space="preserve">Для автоматической выкатки настроен GitHub Actions (файл .github/workflows/ci-cd.yml). На каждый push и pull request запускаются тесты pytest. При push в ветку main после тестов собираются Docker-образы backend и frontend с тегом коммита, по SSH загружаются на сервер и импортируются в MicroK8s, манифесты применяются через kubectl apply, затем workflow ждёт завершения rollout, удаляет старые образы (на сервере мало места) и проверяет /api/health. Адрес сервера и SSH-ключ хранятся в секретах репозитория SERVER_HOST и SSH_KEY.</w:t>
+        <w:t xml:space="preserve">Для автоматической сборки и выкатки настроен GitHub Actions (файл .github/workflows/ci-cd.yml) из трёх последовательных задач:</w:t>
+      </w:r>
+    </w:p>
+    <w:p>
+      <w:pPr>
+        <w:pStyle w:val="ListParagraph"/>
+        <w:numPr>
+          <w:ilvl w:val="0"/>
+          <w:numId w:val="2"/>
+        </w:numPr>
+        <w:spacing w:line="360"/>
+        <w:jc w:val="both"/>
+      </w:pPr>
+      <w:r>
+        <w:rPr>
+          <w:b/>
+          <w:bCs/>
+        </w:rPr>
+        <w:t xml:space="preserve">test</w:t>
+      </w:r>
+      <w:r>
+        <w:t xml:space="preserve"> — запуск pytest на каждый push и pull request;</w:t>
+      </w:r>
+    </w:p>
+    <w:p>
+      <w:pPr>
+        <w:pStyle w:val="ListParagraph"/>
+        <w:numPr>
+          <w:ilvl w:val="0"/>
+          <w:numId w:val="2"/>
+        </w:numPr>
+        <w:spacing w:line="360"/>
+        <w:jc w:val="both"/>
+      </w:pPr>
+      <w:r>
+        <w:rPr>
+          <w:b/>
+          <w:bCs/>
+        </w:rPr>
+        <w:t xml:space="preserve">build</w:t>
+      </w:r>
+      <w:r>
+        <w:t xml:space="preserve"> — сборка Docker-образов backend и frontend с тегом коммита; архив образов сохраняется как artifact;</w:t>
+      </w:r>
+    </w:p>
+    <w:p>
+      <w:pPr>
+        <w:pStyle w:val="ListParagraph"/>
+        <w:numPr>
+          <w:ilvl w:val="0"/>
+          <w:numId w:val="2"/>
+        </w:numPr>
+        <w:spacing w:line="360"/>
+        <w:jc w:val="both"/>
+      </w:pPr>
+      <w:r>
+        <w:rPr>
+          <w:b/>
+          <w:bCs/>
+        </w:rPr>
+        <w:t xml:space="preserve">deploy</w:t>
+      </w:r>
+      <w:r>
+        <w:t xml:space="preserve"> — только при push в main: образы по SSH загружаются на сервер и импортируются в MicroK8s, манифесты применяются через kubectl apply, затем задача ждёт завершения rollout, удаляет старые образы (на сервере мало места) и проверяет /api/health.</w:t>
+      </w:r>
+    </w:p>
+    <w:p>
+      <w:pPr>
+        <w:spacing w:after="0" w:line="360"/>
+        <w:ind w:firstLine="709"/>
+        <w:jc w:val="both"/>
+      </w:pPr>
+      <w:r>
+        <w:t xml:space="preserve">Адрес сервера и SSH-ключ хранятся в секретах репозитория SERVER_HOST и SSH_KEY.</w:t>
       </w:r>
     </w:p>
     <w:p>
